--- a/03 บทคัดย่อ.docx
+++ b/03 บทคัดย่อ.docx
@@ -9,8 +9,6 @@
         </w:tabs>
         <w:spacing w:after="0" w:line="240" w:lineRule="auto"/>
       </w:pPr>
-      <w:bookmarkStart w:id="0" w:name="_GoBack"/>
-      <w:bookmarkEnd w:id="0"/>
       <w:r>
         <w:rPr>
           <w:rFonts w:hint="cs"/>
@@ -721,7 +719,15 @@
         <w:rPr>
           <w:rFonts w:eastAsia="Times New Roman"/>
         </w:rPr>
-        <w:t>S.D.</w:t>
+        <w:t>S.</w:t>
+      </w:r>
+      <w:bookmarkStart w:id="0" w:name="_GoBack"/>
+      <w:bookmarkEnd w:id="0"/>
+      <w:r>
+        <w:rPr>
+          <w:rFonts w:eastAsia="Times New Roman"/>
+        </w:rPr>
+        <w:t>D.</w:t>
       </w:r>
       <w:r>
         <w:rPr>
@@ -788,6 +794,7 @@
         <w:jc w:val="right"/>
       </w:pPr>
       <w:r>
+        <w:lastRenderedPageBreak/>
         <w:tab/>
       </w:r>
       <w:r>
@@ -1237,6 +1244,7 @@
           <w:sz w:val="32"/>
           <w:szCs w:val="32"/>
         </w:rPr>
+        <w:lastRenderedPageBreak/>
         <w:t xml:space="preserve">The research findings revealed that, based on feedback from three experts, the efficiency evaluation of the developed agentic AI assistant system was rated at the </w:t>
       </w:r>
       <w:r>
@@ -1327,7 +1335,6 @@
           <w:sz w:val="32"/>
           <w:szCs w:val="32"/>
         </w:rPr>
-        <w:lastRenderedPageBreak/>
         <w:t>(S.D. =</w:t>
       </w:r>
       <w:r>
@@ -1602,13 +1609,110 @@
       </w:r>
     </w:p>
     <w:sectPr>
+      <w:footerReference w:type="default" r:id="rId6"/>
       <w:pgSz w:w="11906" w:h="16838"/>
       <w:pgMar w:top="2160" w:right="1440" w:bottom="1440" w:left="2160" w:header="709" w:footer="709" w:gutter="0"/>
+      <w:pgNumType w:fmt="thaiLetters" w:start="2"/>
       <w:cols w:space="708"/>
       <w:docGrid w:linePitch="360"/>
     </w:sectPr>
   </w:body>
 </w:document>
+</file>
+
+<file path=word/endnotes.xml><?xml version="1.0" encoding="utf-8"?>
+<w:endnotes xmlns:wpc="http://schemas.microsoft.com/office/word/2010/wordprocessingCanvas" xmlns:cx="http://schemas.microsoft.com/office/drawing/2014/chartex" xmlns:cx1="http://schemas.microsoft.com/office/drawing/2015/9/8/chartex" xmlns:cx2="http://schemas.microsoft.com/office/drawing/2015/10/21/chartex" xmlns:cx3="http://schemas.microsoft.com/office/drawing/2016/5/9/chartex" xmlns:cx4="http://schemas.microsoft.com/office/drawing/2016/5/10/chartex" xmlns:cx5="http://schemas.microsoft.com/office/drawing/2016/5/11/chartex" xmlns:cx6="http://schemas.microsoft.com/office/drawing/2016/5/12/chartex" xmlns:cx7="http://schemas.microsoft.com/office/drawing/2016/5/13/chartex" xmlns:cx8="http://schemas.microsoft.com/office/drawing/2016/5/14/chartex" xmlns:mc="http://schemas.openxmlformats.org/markup-compatibility/2006" xmlns:aink="http://schemas.microsoft.com/office/drawing/2016/ink" xmlns:am3d="http://schemas.microsoft.com/office/drawing/2017/model3d" xmlns:o="urn:schemas-microsoft-com:office:office" xmlns:r="http://schemas.openxmlformats.org/officeDocument/2006/relationships" xmlns:m="http://schemas.openxmlformats.org/officeDocument/2006/math" xmlns:v="urn:schemas-microsoft-com:vml" xmlns:wp14="http://schemas.microsoft.com/office/word/2010/wordprocessingDrawing" xmlns:wp="http://schemas.openxmlformats.org/drawingml/2006/wordprocessingDrawing" xmlns:w10="urn:schemas-microsoft-com:office:word" xmlns:w="http://schemas.openxmlformats.org/wordprocessingml/2006/main" xmlns:w14="http://schemas.microsoft.com/office/word/2010/wordml" xmlns:w15="http://schemas.microsoft.com/office/word/2012/wordml" xmlns:w16cid="http://schemas.microsoft.com/office/word/2016/wordml/cid" xmlns:w16se="http://schemas.microsoft.com/office/word/2015/wordml/symex" xmlns:wpg="http://schemas.microsoft.com/office/word/2010/wordprocessingGroup" xmlns:wpi="http://schemas.microsoft.com/office/word/2010/wordprocessingInk" xmlns:wne="http://schemas.microsoft.com/office/word/2006/wordml" xmlns:wps="http://schemas.microsoft.com/office/word/2010/wordprocessingShape" mc:Ignorable="w14 w15 w16se w16cid wp14">
+  <w:endnote w:type="separator" w:id="-1">
+    <w:p>
+      <w:pPr>
+        <w:spacing w:after="0" w:line="240" w:lineRule="auto"/>
+      </w:pPr>
+      <w:r>
+        <w:separator/>
+      </w:r>
+    </w:p>
+  </w:endnote>
+  <w:endnote w:type="continuationSeparator" w:id="0">
+    <w:p>
+      <w:pPr>
+        <w:spacing w:after="0" w:line="240" w:lineRule="auto"/>
+      </w:pPr>
+      <w:r>
+        <w:continuationSeparator/>
+      </w:r>
+    </w:p>
+  </w:endnote>
+</w:endnotes>
+</file>
+
+<file path=word/footer1.xml><?xml version="1.0" encoding="utf-8"?>
+<w:ftr xmlns:wpc="http://schemas.microsoft.com/office/word/2010/wordprocessingCanvas" xmlns:cx="http://schemas.microsoft.com/office/drawing/2014/chartex" xmlns:cx1="http://schemas.microsoft.com/office/drawing/2015/9/8/chartex" xmlns:cx2="http://schemas.microsoft.com/office/drawing/2015/10/21/chartex" xmlns:cx3="http://schemas.microsoft.com/office/drawing/2016/5/9/chartex" xmlns:cx4="http://schemas.microsoft.com/office/drawing/2016/5/10/chartex" xmlns:cx5="http://schemas.microsoft.com/office/drawing/2016/5/11/chartex" xmlns:cx6="http://schemas.microsoft.com/office/drawing/2016/5/12/chartex" xmlns:cx7="http://schemas.microsoft.com/office/drawing/2016/5/13/chartex" xmlns:cx8="http://schemas.microsoft.com/office/drawing/2016/5/14/chartex" xmlns:mc="http://schemas.openxmlformats.org/markup-compatibility/2006" xmlns:aink="http://schemas.microsoft.com/office/drawing/2016/ink" xmlns:am3d="http://schemas.microsoft.com/office/drawing/2017/model3d" xmlns:o="urn:schemas-microsoft-com:office:office" xmlns:r="http://schemas.openxmlformats.org/officeDocument/2006/relationships" xmlns:m="http://schemas.openxmlformats.org/officeDocument/2006/math" xmlns:v="urn:schemas-microsoft-com:vml" xmlns:wp14="http://schemas.microsoft.com/office/word/2010/wordprocessingDrawing" xmlns:wp="http://schemas.openxmlformats.org/drawingml/2006/wordprocessingDrawing" xmlns:w10="urn:schemas-microsoft-com:office:word" xmlns:w="http://schemas.openxmlformats.org/wordprocessingml/2006/main" xmlns:w14="http://schemas.microsoft.com/office/word/2010/wordml" xmlns:w15="http://schemas.microsoft.com/office/word/2012/wordml" xmlns:w16cid="http://schemas.microsoft.com/office/word/2016/wordml/cid" xmlns:w16se="http://schemas.microsoft.com/office/word/2015/wordml/symex" xmlns:wpg="http://schemas.microsoft.com/office/word/2010/wordprocessingGroup" xmlns:wpi="http://schemas.microsoft.com/office/word/2010/wordprocessingInk" xmlns:wne="http://schemas.microsoft.com/office/word/2006/wordml" xmlns:wps="http://schemas.microsoft.com/office/word/2010/wordprocessingShape" mc:Ignorable="w14 w15 w16se w16cid wp14">
+  <w:sdt>
+    <w:sdtPr>
+      <w:id w:val="-29801443"/>
+      <w:docPartObj>
+        <w:docPartGallery w:val="Page Numbers (Bottom of Page)"/>
+        <w:docPartUnique/>
+      </w:docPartObj>
+    </w:sdtPr>
+    <w:sdtContent>
+      <w:p>
+        <w:pPr>
+          <w:pStyle w:val="Footer"/>
+          <w:jc w:val="center"/>
+        </w:pPr>
+        <w:r>
+          <w:fldChar w:fldCharType="begin"/>
+        </w:r>
+        <w:r>
+          <w:instrText>PAGE   \* MERGEFORMAT</w:instrText>
+        </w:r>
+        <w:r>
+          <w:fldChar w:fldCharType="separate"/>
+        </w:r>
+        <w:r>
+          <w:rPr>
+            <w:lang w:val="th-TH"/>
+          </w:rPr>
+          <w:t>2</w:t>
+        </w:r>
+        <w:r>
+          <w:fldChar w:fldCharType="end"/>
+        </w:r>
+      </w:p>
+    </w:sdtContent>
+  </w:sdt>
+  <w:p>
+    <w:pPr>
+      <w:pStyle w:val="Footer"/>
+    </w:pPr>
+  </w:p>
+</w:ftr>
+</file>
+
+<file path=word/footnotes.xml><?xml version="1.0" encoding="utf-8"?>
+<w:footnotes xmlns:wpc="http://schemas.microsoft.com/office/word/2010/wordprocessingCanvas" xmlns:cx="http://schemas.microsoft.com/office/drawing/2014/chartex" xmlns:cx1="http://schemas.microsoft.com/office/drawing/2015/9/8/chartex" xmlns:cx2="http://schemas.microsoft.com/office/drawing/2015/10/21/chartex" xmlns:cx3="http://schemas.microsoft.com/office/drawing/2016/5/9/chartex" xmlns:cx4="http://schemas.microsoft.com/office/drawing/2016/5/10/chartex" xmlns:cx5="http://schemas.microsoft.com/office/drawing/2016/5/11/chartex" xmlns:cx6="http://schemas.microsoft.com/office/drawing/2016/5/12/chartex" xmlns:cx7="http://schemas.microsoft.com/office/drawing/2016/5/13/chartex" xmlns:cx8="http://schemas.microsoft.com/office/drawing/2016/5/14/chartex" xmlns:mc="http://schemas.openxmlformats.org/markup-compatibility/2006" xmlns:aink="http://schemas.microsoft.com/office/drawing/2016/ink" xmlns:am3d="http://schemas.microsoft.com/office/drawing/2017/model3d" xmlns:o="urn:schemas-microsoft-com:office:office" xmlns:r="http://schemas.openxmlformats.org/officeDocument/2006/relationships" xmlns:m="http://schemas.openxmlformats.org/officeDocument/2006/math" xmlns:v="urn:schemas-microsoft-com:vml" xmlns:wp14="http://schemas.microsoft.com/office/word/2010/wordprocessingDrawing" xmlns:wp="http://schemas.openxmlformats.org/drawingml/2006/wordprocessingDrawing" xmlns:w10="urn:schemas-microsoft-com:office:word" xmlns:w="http://schemas.openxmlformats.org/wordprocessingml/2006/main" xmlns:w14="http://schemas.microsoft.com/office/word/2010/wordml" xmlns:w15="http://schemas.microsoft.com/office/word/2012/wordml" xmlns:w16cid="http://schemas.microsoft.com/office/word/2016/wordml/cid" xmlns:w16se="http://schemas.microsoft.com/office/word/2015/wordml/symex" xmlns:wpg="http://schemas.microsoft.com/office/word/2010/wordprocessingGroup" xmlns:wpi="http://schemas.microsoft.com/office/word/2010/wordprocessingInk" xmlns:wne="http://schemas.microsoft.com/office/word/2006/wordml" xmlns:wps="http://schemas.microsoft.com/office/word/2010/wordprocessingShape" mc:Ignorable="w14 w15 w16se w16cid wp14">
+  <w:footnote w:type="separator" w:id="-1">
+    <w:p>
+      <w:pPr>
+        <w:spacing w:after="0" w:line="240" w:lineRule="auto"/>
+      </w:pPr>
+      <w:r>
+        <w:separator/>
+      </w:r>
+    </w:p>
+  </w:footnote>
+  <w:footnote w:type="continuationSeparator" w:id="0">
+    <w:p>
+      <w:pPr>
+        <w:spacing w:after="0" w:line="240" w:lineRule="auto"/>
+      </w:pPr>
+      <w:r>
+        <w:continuationSeparator/>
+      </w:r>
+    </w:p>
+  </w:footnote>
+</w:footnotes>
 </file>
 
 <file path=word/styles.xml><?xml version="1.0" encoding="utf-8"?>
@@ -2057,6 +2161,66 @@
     <w:basedOn w:val="DefaultParagraphFont"/>
     <w:rsid w:val="00FA3964"/>
   </w:style>
+  <w:style w:type="paragraph" w:styleId="Header">
+    <w:name w:val="header"/>
+    <w:basedOn w:val="Normal"/>
+    <w:link w:val="HeaderChar"/>
+    <w:uiPriority w:val="99"/>
+    <w:unhideWhenUsed/>
+    <w:rsid w:val="00836CB9"/>
+    <w:pPr>
+      <w:tabs>
+        <w:tab w:val="center" w:pos="4680"/>
+        <w:tab w:val="right" w:pos="9360"/>
+      </w:tabs>
+      <w:spacing w:after="0" w:line="240" w:lineRule="auto"/>
+    </w:pPr>
+    <w:rPr>
+      <w:rFonts w:cs="Angsana New"/>
+      <w:szCs w:val="40"/>
+    </w:rPr>
+  </w:style>
+  <w:style w:type="character" w:customStyle="1" w:styleId="HeaderChar">
+    <w:name w:val="Header Char"/>
+    <w:basedOn w:val="DefaultParagraphFont"/>
+    <w:link w:val="Header"/>
+    <w:uiPriority w:val="99"/>
+    <w:rsid w:val="00836CB9"/>
+    <w:rPr>
+      <w:rFonts w:cs="Angsana New"/>
+      <w:szCs w:val="40"/>
+    </w:rPr>
+  </w:style>
+  <w:style w:type="paragraph" w:styleId="Footer">
+    <w:name w:val="footer"/>
+    <w:basedOn w:val="Normal"/>
+    <w:link w:val="FooterChar"/>
+    <w:uiPriority w:val="99"/>
+    <w:unhideWhenUsed/>
+    <w:rsid w:val="00836CB9"/>
+    <w:pPr>
+      <w:tabs>
+        <w:tab w:val="center" w:pos="4680"/>
+        <w:tab w:val="right" w:pos="9360"/>
+      </w:tabs>
+      <w:spacing w:after="0" w:line="240" w:lineRule="auto"/>
+    </w:pPr>
+    <w:rPr>
+      <w:rFonts w:cs="Angsana New"/>
+      <w:szCs w:val="40"/>
+    </w:rPr>
+  </w:style>
+  <w:style w:type="character" w:customStyle="1" w:styleId="FooterChar">
+    <w:name w:val="Footer Char"/>
+    <w:basedOn w:val="DefaultParagraphFont"/>
+    <w:link w:val="Footer"/>
+    <w:uiPriority w:val="99"/>
+    <w:rsid w:val="00836CB9"/>
+    <w:rPr>
+      <w:rFonts w:cs="Angsana New"/>
+      <w:szCs w:val="40"/>
+    </w:rPr>
+  </w:style>
 </w:styles>
 </file>
 

--- a/03 บทคัดย่อ.docx
+++ b/03 บทคัดย่อ.docx
@@ -719,115 +719,109 @@
         <w:rPr>
           <w:rFonts w:eastAsia="Times New Roman"/>
         </w:rPr>
-        <w:t>S.</w:t>
+        <w:t>S.D.</w:t>
+      </w:r>
+      <w:r>
+        <w:rPr>
+          <w:rFonts w:eastAsia="Times New Roman"/>
+        </w:rPr>
+        <w:t xml:space="preserve"> =</w:t>
+      </w:r>
+      <w:r>
+        <w:rPr>
+          <w:rFonts w:eastAsia="Times New Roman" w:hint="cs"/>
+          <w:cs/>
+        </w:rPr>
+        <w:t xml:space="preserve"> </w:t>
+      </w:r>
+      <w:r>
+        <w:rPr>
+          <w:rFonts w:eastAsia="Times New Roman"/>
+        </w:rPr>
+        <w:t>0.4</w:t>
+      </w:r>
+      <w:r>
+        <w:rPr>
+          <w:rFonts w:eastAsia="Times New Roman"/>
+        </w:rPr>
+        <w:t>6</w:t>
+      </w:r>
+      <w:r>
+        <w:rPr>
+          <w:rFonts w:eastAsia="Times New Roman"/>
+        </w:rPr>
+        <w:t>)</w:t>
+      </w:r>
+      <w:r>
+        <w:rPr>
+          <w:rFonts w:eastAsia="Times New Roman"/>
+        </w:rPr>
+        <w:t xml:space="preserve"> </w:t>
+      </w:r>
+      <w:r>
+        <w:rPr>
+          <w:cs/>
+        </w:rPr>
+        <w:t>ซึ่งเป็นไปตามสมมติฐานที่ผู้วิจัยได้ตั้งไว้ และแสดงให้เห็นว่าระบบที่พัฒนาขึ้นมีความเหมาะสมและสามารถนำไปประยุกต์ใช้ในการปฏิบัติงานภายในองค์กรได้อย่างมีประสิทธิภาพ</w:t>
+      </w:r>
+    </w:p>
+    <w:p>
+      <w:pPr>
+        <w:tabs>
+          <w:tab w:val="left" w:pos="567"/>
+          <w:tab w:val="left" w:pos="2977"/>
+        </w:tabs>
+        <w:spacing w:after="0" w:line="240" w:lineRule="auto"/>
+        <w:ind w:firstLine="567"/>
+        <w:jc w:val="thaiDistribute"/>
+      </w:pPr>
+    </w:p>
+    <w:p>
+      <w:pPr>
+        <w:tabs>
+          <w:tab w:val="left" w:pos="567"/>
+          <w:tab w:val="left" w:pos="2977"/>
+        </w:tabs>
+        <w:spacing w:after="0" w:line="240" w:lineRule="auto"/>
+        <w:jc w:val="right"/>
+      </w:pPr>
+      <w:r>
+        <w:lastRenderedPageBreak/>
+        <w:tab/>
+      </w:r>
+      <w:r>
+        <w:tab/>
+      </w:r>
+      <w:r>
+        <w:tab/>
+      </w:r>
+      <w:r>
+        <w:t>(</w:t>
+      </w:r>
+      <w:r>
+        <w:rPr>
+          <w:cs/>
+        </w:rPr>
+        <w:t>วิทยานิพนธ์มีจ</w:t>
+      </w:r>
+      <w:r>
+        <w:rPr>
+          <w:rFonts w:hint="cs"/>
+          <w:cs/>
+        </w:rPr>
+        <w:t>ำ</w:t>
+      </w:r>
+      <w:r>
+        <w:rPr>
+          <w:cs/>
+        </w:rPr>
+        <w:t xml:space="preserve">นวนทั้งสิ้น </w:t>
+      </w:r>
+      <w:r>
+        <w:t>111</w:t>
       </w:r>
       <w:bookmarkStart w:id="0" w:name="_GoBack"/>
       <w:bookmarkEnd w:id="0"/>
-      <w:r>
-        <w:rPr>
-          <w:rFonts w:eastAsia="Times New Roman"/>
-        </w:rPr>
-        <w:t>D.</w:t>
-      </w:r>
-      <w:r>
-        <w:rPr>
-          <w:rFonts w:eastAsia="Times New Roman"/>
-        </w:rPr>
-        <w:t xml:space="preserve"> =</w:t>
-      </w:r>
-      <w:r>
-        <w:rPr>
-          <w:rFonts w:eastAsia="Times New Roman" w:hint="cs"/>
-          <w:cs/>
-        </w:rPr>
-        <w:t xml:space="preserve"> </w:t>
-      </w:r>
-      <w:r>
-        <w:rPr>
-          <w:rFonts w:eastAsia="Times New Roman"/>
-        </w:rPr>
-        <w:t>0.4</w:t>
-      </w:r>
-      <w:r>
-        <w:rPr>
-          <w:rFonts w:eastAsia="Times New Roman"/>
-        </w:rPr>
-        <w:t>6</w:t>
-      </w:r>
-      <w:r>
-        <w:rPr>
-          <w:rFonts w:eastAsia="Times New Roman"/>
-        </w:rPr>
-        <w:t>)</w:t>
-      </w:r>
-      <w:r>
-        <w:rPr>
-          <w:rFonts w:eastAsia="Times New Roman"/>
-        </w:rPr>
-        <w:t xml:space="preserve"> </w:t>
-      </w:r>
-      <w:r>
-        <w:rPr>
-          <w:cs/>
-        </w:rPr>
-        <w:t>ซึ่งเป็นไปตามสมมติฐานที่ผู้วิจัยได้ตั้งไว้ และแสดงให้เห็นว่าระบบที่พัฒนาขึ้นมีความเหมาะสมและสามารถนำไปประยุกต์ใช้ในการปฏิบัติงานภายในองค์กรได้อย่างมีประสิทธิภาพ</w:t>
-      </w:r>
-    </w:p>
-    <w:p>
-      <w:pPr>
-        <w:tabs>
-          <w:tab w:val="left" w:pos="567"/>
-          <w:tab w:val="left" w:pos="2977"/>
-        </w:tabs>
-        <w:spacing w:after="0" w:line="240" w:lineRule="auto"/>
-        <w:ind w:firstLine="567"/>
-        <w:jc w:val="thaiDistribute"/>
-      </w:pPr>
-    </w:p>
-    <w:p>
-      <w:pPr>
-        <w:tabs>
-          <w:tab w:val="left" w:pos="567"/>
-          <w:tab w:val="left" w:pos="2977"/>
-        </w:tabs>
-        <w:spacing w:after="0" w:line="240" w:lineRule="auto"/>
-        <w:jc w:val="right"/>
-      </w:pPr>
-      <w:r>
-        <w:lastRenderedPageBreak/>
-        <w:tab/>
-      </w:r>
-      <w:r>
-        <w:tab/>
-      </w:r>
-      <w:r>
-        <w:tab/>
-      </w:r>
-      <w:r>
-        <w:t>(</w:t>
-      </w:r>
-      <w:r>
-        <w:rPr>
-          <w:cs/>
-        </w:rPr>
-        <w:t>วิทยานิพนธ์มีจ</w:t>
-      </w:r>
-      <w:r>
-        <w:rPr>
-          <w:rFonts w:hint="cs"/>
-          <w:cs/>
-        </w:rPr>
-        <w:t>ำ</w:t>
-      </w:r>
-      <w:r>
-        <w:rPr>
-          <w:cs/>
-        </w:rPr>
-        <w:t xml:space="preserve">นวนทั้งสิ้น </w:t>
-      </w:r>
-      <w:r>
-        <w:t>XXX</w:t>
-      </w:r>
       <w:r>
         <w:t xml:space="preserve"> </w:t>
       </w:r>
@@ -1555,7 +1549,7 @@
         <w:t xml:space="preserve">Total </w:t>
       </w:r>
       <w:r>
-        <w:t>XXX</w:t>
+        <w:t>111</w:t>
       </w:r>
       <w:r>
         <w:t xml:space="preserve"> pages</w:t>
@@ -1655,6 +1649,7 @@
         <w:docPartUnique/>
       </w:docPartObj>
     </w:sdtPr>
+    <w:sdtEndPr/>
     <w:sdtContent>
       <w:p>
         <w:pPr>

--- a/03 บทคัดย่อ.docx
+++ b/03 บทคัดย่อ.docx
@@ -786,7 +786,6 @@
         <w:jc w:val="right"/>
       </w:pPr>
       <w:r>
-        <w:lastRenderedPageBreak/>
         <w:tab/>
       </w:r>
       <w:r>
@@ -820,8 +819,6 @@
       <w:r>
         <w:t>111</w:t>
       </w:r>
-      <w:bookmarkStart w:id="0" w:name="_GoBack"/>
-      <w:bookmarkEnd w:id="0"/>
       <w:r>
         <w:t xml:space="preserve"> </w:t>
       </w:r>
@@ -1238,7 +1235,6 @@
           <w:sz w:val="32"/>
           <w:szCs w:val="32"/>
         </w:rPr>
-        <w:lastRenderedPageBreak/>
         <w:t xml:space="preserve">The research findings revealed that, based on feedback from three experts, the efficiency evaluation of the developed agentic AI assistant system was rated at the </w:t>
       </w:r>
       <w:r>
@@ -1329,6 +1325,7 @@
           <w:sz w:val="32"/>
           <w:szCs w:val="32"/>
         </w:rPr>
+        <w:lastRenderedPageBreak/>
         <w:t>(S.D. =</w:t>
       </w:r>
       <w:r>
@@ -1603,7 +1600,12 @@
       </w:r>
     </w:p>
     <w:sectPr>
-      <w:footerReference w:type="default" r:id="rId6"/>
+      <w:headerReference w:type="even" r:id="rId6"/>
+      <w:headerReference w:type="default" r:id="rId7"/>
+      <w:footerReference w:type="even" r:id="rId8"/>
+      <w:footerReference w:type="default" r:id="rId9"/>
+      <w:headerReference w:type="first" r:id="rId10"/>
+      <w:footerReference w:type="first" r:id="rId11"/>
       <w:pgSz w:w="11906" w:h="16838"/>
       <w:pgMar w:top="2160" w:right="1440" w:bottom="1440" w:left="2160" w:header="709" w:footer="709" w:gutter="0"/>
       <w:pgNumType w:fmt="thaiLetters" w:start="2"/>
@@ -1641,6 +1643,16 @@
 
 <file path=word/footer1.xml><?xml version="1.0" encoding="utf-8"?>
 <w:ftr xmlns:wpc="http://schemas.microsoft.com/office/word/2010/wordprocessingCanvas" xmlns:cx="http://schemas.microsoft.com/office/drawing/2014/chartex" xmlns:cx1="http://schemas.microsoft.com/office/drawing/2015/9/8/chartex" xmlns:cx2="http://schemas.microsoft.com/office/drawing/2015/10/21/chartex" xmlns:cx3="http://schemas.microsoft.com/office/drawing/2016/5/9/chartex" xmlns:cx4="http://schemas.microsoft.com/office/drawing/2016/5/10/chartex" xmlns:cx5="http://schemas.microsoft.com/office/drawing/2016/5/11/chartex" xmlns:cx6="http://schemas.microsoft.com/office/drawing/2016/5/12/chartex" xmlns:cx7="http://schemas.microsoft.com/office/drawing/2016/5/13/chartex" xmlns:cx8="http://schemas.microsoft.com/office/drawing/2016/5/14/chartex" xmlns:mc="http://schemas.openxmlformats.org/markup-compatibility/2006" xmlns:aink="http://schemas.microsoft.com/office/drawing/2016/ink" xmlns:am3d="http://schemas.microsoft.com/office/drawing/2017/model3d" xmlns:o="urn:schemas-microsoft-com:office:office" xmlns:r="http://schemas.openxmlformats.org/officeDocument/2006/relationships" xmlns:m="http://schemas.openxmlformats.org/officeDocument/2006/math" xmlns:v="urn:schemas-microsoft-com:vml" xmlns:wp14="http://schemas.microsoft.com/office/word/2010/wordprocessingDrawing" xmlns:wp="http://schemas.openxmlformats.org/drawingml/2006/wordprocessingDrawing" xmlns:w10="urn:schemas-microsoft-com:office:word" xmlns:w="http://schemas.openxmlformats.org/wordprocessingml/2006/main" xmlns:w14="http://schemas.microsoft.com/office/word/2010/wordml" xmlns:w15="http://schemas.microsoft.com/office/word/2012/wordml" xmlns:w16cid="http://schemas.microsoft.com/office/word/2016/wordml/cid" xmlns:w16se="http://schemas.microsoft.com/office/word/2015/wordml/symex" xmlns:wpg="http://schemas.microsoft.com/office/word/2010/wordprocessingGroup" xmlns:wpi="http://schemas.microsoft.com/office/word/2010/wordprocessingInk" xmlns:wne="http://schemas.microsoft.com/office/word/2006/wordml" xmlns:wps="http://schemas.microsoft.com/office/word/2010/wordprocessingShape" mc:Ignorable="w14 w15 w16se w16cid wp14">
+  <w:p>
+    <w:pPr>
+      <w:pStyle w:val="Footer"/>
+    </w:pPr>
+  </w:p>
+</w:ftr>
+</file>
+
+<file path=word/footer2.xml><?xml version="1.0" encoding="utf-8"?>
+<w:ftr xmlns:wpc="http://schemas.microsoft.com/office/word/2010/wordprocessingCanvas" xmlns:cx="http://schemas.microsoft.com/office/drawing/2014/chartex" xmlns:cx1="http://schemas.microsoft.com/office/drawing/2015/9/8/chartex" xmlns:cx2="http://schemas.microsoft.com/office/drawing/2015/10/21/chartex" xmlns:cx3="http://schemas.microsoft.com/office/drawing/2016/5/9/chartex" xmlns:cx4="http://schemas.microsoft.com/office/drawing/2016/5/10/chartex" xmlns:cx5="http://schemas.microsoft.com/office/drawing/2016/5/11/chartex" xmlns:cx6="http://schemas.microsoft.com/office/drawing/2016/5/12/chartex" xmlns:cx7="http://schemas.microsoft.com/office/drawing/2016/5/13/chartex" xmlns:cx8="http://schemas.microsoft.com/office/drawing/2016/5/14/chartex" xmlns:mc="http://schemas.openxmlformats.org/markup-compatibility/2006" xmlns:aink="http://schemas.microsoft.com/office/drawing/2016/ink" xmlns:am3d="http://schemas.microsoft.com/office/drawing/2017/model3d" xmlns:o="urn:schemas-microsoft-com:office:office" xmlns:r="http://schemas.openxmlformats.org/officeDocument/2006/relationships" xmlns:m="http://schemas.openxmlformats.org/officeDocument/2006/math" xmlns:v="urn:schemas-microsoft-com:vml" xmlns:wp14="http://schemas.microsoft.com/office/word/2010/wordprocessingDrawing" xmlns:wp="http://schemas.openxmlformats.org/drawingml/2006/wordprocessingDrawing" xmlns:w10="urn:schemas-microsoft-com:office:word" xmlns:w="http://schemas.openxmlformats.org/wordprocessingml/2006/main" xmlns:w14="http://schemas.microsoft.com/office/word/2010/wordml" xmlns:w15="http://schemas.microsoft.com/office/word/2012/wordml" xmlns:w16cid="http://schemas.microsoft.com/office/word/2016/wordml/cid" xmlns:w16se="http://schemas.microsoft.com/office/word/2015/wordml/symex" xmlns:wpg="http://schemas.microsoft.com/office/word/2010/wordprocessingGroup" xmlns:wpi="http://schemas.microsoft.com/office/word/2010/wordprocessingInk" xmlns:wne="http://schemas.microsoft.com/office/word/2006/wordml" xmlns:wps="http://schemas.microsoft.com/office/word/2010/wordprocessingShape" mc:Ignorable="w14 w15 w16se w16cid wp14">
   <w:sdt>
     <w:sdtPr>
       <w:id w:val="-29801443"/>
@@ -1649,34 +1661,73 @@
         <w:docPartUnique/>
       </w:docPartObj>
     </w:sdtPr>
-    <w:sdtEndPr/>
+    <w:sdtEndPr>
+      <w:rPr>
+        <w:rFonts w:cs="TH SarabunPSK"/>
+        <w:szCs w:val="32"/>
+      </w:rPr>
+    </w:sdtEndPr>
     <w:sdtContent>
+      <w:bookmarkStart w:id="0" w:name="_GoBack" w:displacedByCustomXml="prev"/>
       <w:p>
         <w:pPr>
           <w:pStyle w:val="Footer"/>
           <w:jc w:val="center"/>
+          <w:rPr>
+            <w:rFonts w:cs="TH SarabunPSK"/>
+            <w:szCs w:val="32"/>
+          </w:rPr>
         </w:pPr>
         <w:r>
+          <w:rPr>
+            <w:rFonts w:cs="TH SarabunPSK"/>
+            <w:szCs w:val="32"/>
+          </w:rPr>
           <w:fldChar w:fldCharType="begin"/>
         </w:r>
         <w:r>
+          <w:rPr>
+            <w:rFonts w:cs="TH SarabunPSK"/>
+            <w:szCs w:val="32"/>
+          </w:rPr>
           <w:instrText>PAGE   \* MERGEFORMAT</w:instrText>
         </w:r>
         <w:r>
+          <w:rPr>
+            <w:rFonts w:cs="TH SarabunPSK"/>
+            <w:szCs w:val="32"/>
+          </w:rPr>
           <w:fldChar w:fldCharType="separate"/>
         </w:r>
         <w:r>
           <w:rPr>
+            <w:rFonts w:cs="TH SarabunPSK"/>
+            <w:szCs w:val="32"/>
             <w:lang w:val="th-TH"/>
           </w:rPr>
           <w:t>2</w:t>
         </w:r>
         <w:r>
+          <w:rPr>
+            <w:rFonts w:cs="TH SarabunPSK"/>
+            <w:szCs w:val="32"/>
+          </w:rPr>
           <w:fldChar w:fldCharType="end"/>
         </w:r>
       </w:p>
     </w:sdtContent>
   </w:sdt>
+  <w:bookmarkEnd w:id="0"/>
+  <w:p>
+    <w:pPr>
+      <w:pStyle w:val="Footer"/>
+    </w:pPr>
+  </w:p>
+</w:ftr>
+</file>
+
+<file path=word/footer3.xml><?xml version="1.0" encoding="utf-8"?>
+<w:ftr xmlns:wpc="http://schemas.microsoft.com/office/word/2010/wordprocessingCanvas" xmlns:cx="http://schemas.microsoft.com/office/drawing/2014/chartex" xmlns:cx1="http://schemas.microsoft.com/office/drawing/2015/9/8/chartex" xmlns:cx2="http://schemas.microsoft.com/office/drawing/2015/10/21/chartex" xmlns:cx3="http://schemas.microsoft.com/office/drawing/2016/5/9/chartex" xmlns:cx4="http://schemas.microsoft.com/office/drawing/2016/5/10/chartex" xmlns:cx5="http://schemas.microsoft.com/office/drawing/2016/5/11/chartex" xmlns:cx6="http://schemas.microsoft.com/office/drawing/2016/5/12/chartex" xmlns:cx7="http://schemas.microsoft.com/office/drawing/2016/5/13/chartex" xmlns:cx8="http://schemas.microsoft.com/office/drawing/2016/5/14/chartex" xmlns:mc="http://schemas.openxmlformats.org/markup-compatibility/2006" xmlns:aink="http://schemas.microsoft.com/office/drawing/2016/ink" xmlns:am3d="http://schemas.microsoft.com/office/drawing/2017/model3d" xmlns:o="urn:schemas-microsoft-com:office:office" xmlns:r="http://schemas.openxmlformats.org/officeDocument/2006/relationships" xmlns:m="http://schemas.openxmlformats.org/officeDocument/2006/math" xmlns:v="urn:schemas-microsoft-com:vml" xmlns:wp14="http://schemas.microsoft.com/office/word/2010/wordprocessingDrawing" xmlns:wp="http://schemas.openxmlformats.org/drawingml/2006/wordprocessingDrawing" xmlns:w10="urn:schemas-microsoft-com:office:word" xmlns:w="http://schemas.openxmlformats.org/wordprocessingml/2006/main" xmlns:w14="http://schemas.microsoft.com/office/word/2010/wordml" xmlns:w15="http://schemas.microsoft.com/office/word/2012/wordml" xmlns:w16cid="http://schemas.microsoft.com/office/word/2016/wordml/cid" xmlns:w16se="http://schemas.microsoft.com/office/word/2015/wordml/symex" xmlns:wpg="http://schemas.microsoft.com/office/word/2010/wordprocessingGroup" xmlns:wpi="http://schemas.microsoft.com/office/word/2010/wordprocessingInk" xmlns:wne="http://schemas.microsoft.com/office/word/2006/wordml" xmlns:wps="http://schemas.microsoft.com/office/word/2010/wordprocessingShape" mc:Ignorable="w14 w15 w16se w16cid wp14">
   <w:p>
     <w:pPr>
       <w:pStyle w:val="Footer"/>
@@ -1708,6 +1759,36 @@
     </w:p>
   </w:footnote>
 </w:footnotes>
+</file>
+
+<file path=word/header1.xml><?xml version="1.0" encoding="utf-8"?>
+<w:hdr xmlns:wpc="http://schemas.microsoft.com/office/word/2010/wordprocessingCanvas" xmlns:cx="http://schemas.microsoft.com/office/drawing/2014/chartex" xmlns:cx1="http://schemas.microsoft.com/office/drawing/2015/9/8/chartex" xmlns:cx2="http://schemas.microsoft.com/office/drawing/2015/10/21/chartex" xmlns:cx3="http://schemas.microsoft.com/office/drawing/2016/5/9/chartex" xmlns:cx4="http://schemas.microsoft.com/office/drawing/2016/5/10/chartex" xmlns:cx5="http://schemas.microsoft.com/office/drawing/2016/5/11/chartex" xmlns:cx6="http://schemas.microsoft.com/office/drawing/2016/5/12/chartex" xmlns:cx7="http://schemas.microsoft.com/office/drawing/2016/5/13/chartex" xmlns:cx8="http://schemas.microsoft.com/office/drawing/2016/5/14/chartex" xmlns:mc="http://schemas.openxmlformats.org/markup-compatibility/2006" xmlns:aink="http://schemas.microsoft.com/office/drawing/2016/ink" xmlns:am3d="http://schemas.microsoft.com/office/drawing/2017/model3d" xmlns:o="urn:schemas-microsoft-com:office:office" xmlns:r="http://schemas.openxmlformats.org/officeDocument/2006/relationships" xmlns:m="http://schemas.openxmlformats.org/officeDocument/2006/math" xmlns:v="urn:schemas-microsoft-com:vml" xmlns:wp14="http://schemas.microsoft.com/office/word/2010/wordprocessingDrawing" xmlns:wp="http://schemas.openxmlformats.org/drawingml/2006/wordprocessingDrawing" xmlns:w10="urn:schemas-microsoft-com:office:word" xmlns:w="http://schemas.openxmlformats.org/wordprocessingml/2006/main" xmlns:w14="http://schemas.microsoft.com/office/word/2010/wordml" xmlns:w15="http://schemas.microsoft.com/office/word/2012/wordml" xmlns:w16cid="http://schemas.microsoft.com/office/word/2016/wordml/cid" xmlns:w16se="http://schemas.microsoft.com/office/word/2015/wordml/symex" xmlns:wpg="http://schemas.microsoft.com/office/word/2010/wordprocessingGroup" xmlns:wpi="http://schemas.microsoft.com/office/word/2010/wordprocessingInk" xmlns:wne="http://schemas.microsoft.com/office/word/2006/wordml" xmlns:wps="http://schemas.microsoft.com/office/word/2010/wordprocessingShape" mc:Ignorable="w14 w15 w16se w16cid wp14">
+  <w:p>
+    <w:pPr>
+      <w:pStyle w:val="Header"/>
+    </w:pPr>
+  </w:p>
+</w:hdr>
+</file>
+
+<file path=word/header2.xml><?xml version="1.0" encoding="utf-8"?>
+<w:hdr xmlns:wpc="http://schemas.microsoft.com/office/word/2010/wordprocessingCanvas" xmlns:cx="http://schemas.microsoft.com/office/drawing/2014/chartex" xmlns:cx1="http://schemas.microsoft.com/office/drawing/2015/9/8/chartex" xmlns:cx2="http://schemas.microsoft.com/office/drawing/2015/10/21/chartex" xmlns:cx3="http://schemas.microsoft.com/office/drawing/2016/5/9/chartex" xmlns:cx4="http://schemas.microsoft.com/office/drawing/2016/5/10/chartex" xmlns:cx5="http://schemas.microsoft.com/office/drawing/2016/5/11/chartex" xmlns:cx6="http://schemas.microsoft.com/office/drawing/2016/5/12/chartex" xmlns:cx7="http://schemas.microsoft.com/office/drawing/2016/5/13/chartex" xmlns:cx8="http://schemas.microsoft.com/office/drawing/2016/5/14/chartex" xmlns:mc="http://schemas.openxmlformats.org/markup-compatibility/2006" xmlns:aink="http://schemas.microsoft.com/office/drawing/2016/ink" xmlns:am3d="http://schemas.microsoft.com/office/drawing/2017/model3d" xmlns:o="urn:schemas-microsoft-com:office:office" xmlns:r="http://schemas.openxmlformats.org/officeDocument/2006/relationships" xmlns:m="http://schemas.openxmlformats.org/officeDocument/2006/math" xmlns:v="urn:schemas-microsoft-com:vml" xmlns:wp14="http://schemas.microsoft.com/office/word/2010/wordprocessingDrawing" xmlns:wp="http://schemas.openxmlformats.org/drawingml/2006/wordprocessingDrawing" xmlns:w10="urn:schemas-microsoft-com:office:word" xmlns:w="http://schemas.openxmlformats.org/wordprocessingml/2006/main" xmlns:w14="http://schemas.microsoft.com/office/word/2010/wordml" xmlns:w15="http://schemas.microsoft.com/office/word/2012/wordml" xmlns:w16cid="http://schemas.microsoft.com/office/word/2016/wordml/cid" xmlns:w16se="http://schemas.microsoft.com/office/word/2015/wordml/symex" xmlns:wpg="http://schemas.microsoft.com/office/word/2010/wordprocessingGroup" xmlns:wpi="http://schemas.microsoft.com/office/word/2010/wordprocessingInk" xmlns:wne="http://schemas.microsoft.com/office/word/2006/wordml" xmlns:wps="http://schemas.microsoft.com/office/word/2010/wordprocessingShape" mc:Ignorable="w14 w15 w16se w16cid wp14">
+  <w:p>
+    <w:pPr>
+      <w:pStyle w:val="Header"/>
+    </w:pPr>
+  </w:p>
+</w:hdr>
+</file>
+
+<file path=word/header3.xml><?xml version="1.0" encoding="utf-8"?>
+<w:hdr xmlns:wpc="http://schemas.microsoft.com/office/word/2010/wordprocessingCanvas" xmlns:cx="http://schemas.microsoft.com/office/drawing/2014/chartex" xmlns:cx1="http://schemas.microsoft.com/office/drawing/2015/9/8/chartex" xmlns:cx2="http://schemas.microsoft.com/office/drawing/2015/10/21/chartex" xmlns:cx3="http://schemas.microsoft.com/office/drawing/2016/5/9/chartex" xmlns:cx4="http://schemas.microsoft.com/office/drawing/2016/5/10/chartex" xmlns:cx5="http://schemas.microsoft.com/office/drawing/2016/5/11/chartex" xmlns:cx6="http://schemas.microsoft.com/office/drawing/2016/5/12/chartex" xmlns:cx7="http://schemas.microsoft.com/office/drawing/2016/5/13/chartex" xmlns:cx8="http://schemas.microsoft.com/office/drawing/2016/5/14/chartex" xmlns:mc="http://schemas.openxmlformats.org/markup-compatibility/2006" xmlns:aink="http://schemas.microsoft.com/office/drawing/2016/ink" xmlns:am3d="http://schemas.microsoft.com/office/drawing/2017/model3d" xmlns:o="urn:schemas-microsoft-com:office:office" xmlns:r="http://schemas.openxmlformats.org/officeDocument/2006/relationships" xmlns:m="http://schemas.openxmlformats.org/officeDocument/2006/math" xmlns:v="urn:schemas-microsoft-com:vml" xmlns:wp14="http://schemas.microsoft.com/office/word/2010/wordprocessingDrawing" xmlns:wp="http://schemas.openxmlformats.org/drawingml/2006/wordprocessingDrawing" xmlns:w10="urn:schemas-microsoft-com:office:word" xmlns:w="http://schemas.openxmlformats.org/wordprocessingml/2006/main" xmlns:w14="http://schemas.microsoft.com/office/word/2010/wordml" xmlns:w15="http://schemas.microsoft.com/office/word/2012/wordml" xmlns:w16cid="http://schemas.microsoft.com/office/word/2016/wordml/cid" xmlns:w16se="http://schemas.microsoft.com/office/word/2015/wordml/symex" xmlns:wpg="http://schemas.microsoft.com/office/word/2010/wordprocessingGroup" xmlns:wpi="http://schemas.microsoft.com/office/word/2010/wordprocessingInk" xmlns:wne="http://schemas.microsoft.com/office/word/2006/wordml" xmlns:wps="http://schemas.microsoft.com/office/word/2010/wordprocessingShape" mc:Ignorable="w14 w15 w16se w16cid wp14">
+  <w:p>
+    <w:pPr>
+      <w:pStyle w:val="Header"/>
+    </w:pPr>
+  </w:p>
+</w:hdr>
 </file>
 
 <file path=word/styles.xml><?xml version="1.0" encoding="utf-8"?>
